--- a/Notes.docx
+++ b/Notes.docx
@@ -167,7 +167,39 @@
         <w:t>Testing</w:t>
       </w:r>
     </w:p>
-    <w:p/>
+    <w:p>
+      <w:proofErr w:type="spellStart"/>
+      <w:r>
+        <w:t>Categoria</w:t>
+      </w:r>
+      <w:proofErr w:type="spellEnd"/>
+      <w:r>
+        <w:t xml:space="preserve"> </w:t>
+      </w:r>
+      <w:proofErr w:type="spellStart"/>
+      <w:r>
+        <w:t>agrupandolas</w:t>
+      </w:r>
+      <w:proofErr w:type="spellEnd"/>
+      <w:r>
+        <w:t xml:space="preserve"> </w:t>
+      </w:r>
+      <w:proofErr w:type="spellStart"/>
+      <w:r>
+        <w:t>todas</w:t>
+      </w:r>
+      <w:proofErr w:type="spellEnd"/>
+      <w:r>
+        <w:t xml:space="preserve">: </w:t>
+      </w:r>
+      <w:r>
+        <w:rPr>
+          <w:b/>
+          <w:bCs/>
+        </w:rPr>
+        <w:t>Training/Test flights</w:t>
+      </w:r>
+    </w:p>
     <w:p/>
     <w:p>
       <w:pPr>
@@ -235,6 +267,12 @@
       <w:r>
         <w:t>Scene reconstruction</w:t>
       </w:r>
+      <w:r>
+        <w:t xml:space="preserve">: </w:t>
+      </w:r>
+      <w:r>
+        <w:t>provided overhead thermal view/ terminate fire watch from second alarm fire earlier this date.</w:t>
+      </w:r>
     </w:p>
     <w:p>
       <w:pPr>
@@ -243,9 +281,35 @@
           <w:ilvl w:val="0"/>
           <w:numId w:val="2"/>
         </w:numPr>
-      </w:pPr>
-      <w:r>
+        <w:rPr>
+          <w:highlight w:val="red"/>
+        </w:rPr>
+      </w:pPr>
+      <w:r>
+        <w:rPr>
+          <w:highlight w:val="red"/>
+        </w:rPr>
         <w:t>Search &amp; rescue</w:t>
+      </w:r>
+      <w:r>
+        <w:rPr>
+          <w:highlight w:val="red"/>
+        </w:rPr>
+        <w:t xml:space="preserve">: </w:t>
+      </w:r>
+    </w:p>
+    <w:p>
+      <w:pPr>
+        <w:pStyle w:val="ListParagraph"/>
+      </w:pPr>
+      <w:r>
+        <w:t>How did the drone assist with the call? - Additional details</w:t>
+      </w:r>
+      <w:r>
+        <w:t xml:space="preserve">: </w:t>
+      </w:r>
+      <w:r>
+        <w:t>Attempt to located endangered missing</w:t>
       </w:r>
     </w:p>
     <w:p>
@@ -275,7 +339,27 @@
         </w:numPr>
       </w:pPr>
       <w:r>
+        <w:rPr>
+          <w:highlight w:val="red"/>
+        </w:rPr>
         <w:t>Search &amp; rescue, Dispatch call for service</w:t>
+      </w:r>
+      <w:r>
+        <w:rPr>
+          <w:highlight w:val="red"/>
+        </w:rPr>
+        <w:t>:</w:t>
+      </w:r>
+      <w:r>
+        <w:t xml:space="preserve"> no </w:t>
+      </w:r>
+      <w:proofErr w:type="spellStart"/>
+      <w:r>
+        <w:t>tiene</w:t>
+      </w:r>
+      <w:proofErr w:type="spellEnd"/>
+      <w:r>
+        <w:t xml:space="preserve"> additional notes or details</w:t>
       </w:r>
     </w:p>
     <w:p>
@@ -289,6 +373,17 @@
       <w:r>
         <w:t>Flock hit - Stolen Vehicle LMPD25129304 Did not locate</w:t>
       </w:r>
+      <w:r>
+        <w:t xml:space="preserve">: no </w:t>
+      </w:r>
+      <w:proofErr w:type="spellStart"/>
+      <w:r>
+        <w:t>tiene</w:t>
+      </w:r>
+      <w:proofErr w:type="spellEnd"/>
+      <w:r>
+        <w:t xml:space="preserve"> details</w:t>
+      </w:r>
     </w:p>
     <w:p>
       <w:pPr>
@@ -317,7 +412,27 @@
         </w:numPr>
       </w:pPr>
       <w:r>
+        <w:rPr>
+          <w:highlight w:val="red"/>
+        </w:rPr>
         <w:t>Dispatch call for service, Search &amp; rescue</w:t>
+      </w:r>
+      <w:r>
+        <w:rPr>
+          <w:highlight w:val="red"/>
+        </w:rPr>
+        <w:t>:</w:t>
+      </w:r>
+      <w:r>
+        <w:t xml:space="preserve"> no </w:t>
+      </w:r>
+      <w:proofErr w:type="spellStart"/>
+      <w:r>
+        <w:t>tiene</w:t>
+      </w:r>
+      <w:proofErr w:type="spellEnd"/>
+      <w:r>
+        <w:t xml:space="preserve"> details</w:t>
       </w:r>
     </w:p>
     <w:p>
@@ -345,10 +460,72 @@
           <w:ilvl w:val="0"/>
           <w:numId w:val="2"/>
         </w:numPr>
+        <w:rPr>
+          <w:lang w:val="es-419"/>
+        </w:rPr>
       </w:pPr>
       <w:r>
         <w:t>Assist with locating suspects</w:t>
       </w:r>
+      <w:r>
+        <w:t xml:space="preserve">: no </w:t>
+      </w:r>
+      <w:proofErr w:type="spellStart"/>
+      <w:r>
+        <w:t>tiene</w:t>
+      </w:r>
+      <w:proofErr w:type="spellEnd"/>
+      <w:r>
+        <w:t xml:space="preserve"> details. </w:t>
+      </w:r>
+      <w:proofErr w:type="spellStart"/>
+      <w:r>
+        <w:rPr>
+          <w:lang w:val="es-419"/>
+        </w:rPr>
+        <w:t>InicdentID</w:t>
+      </w:r>
+      <w:proofErr w:type="spellEnd"/>
+      <w:r>
+        <w:rPr>
+          <w:lang w:val="es-419"/>
+        </w:rPr>
+        <w:t xml:space="preserve">: </w:t>
+      </w:r>
+      <w:r>
+        <w:rPr>
+          <w:lang w:val="es-419"/>
+        </w:rPr>
+        <w:t>NFSU 25-185 =&gt; esto puede s</w:t>
+      </w:r>
+      <w:r>
+        <w:rPr>
+          <w:lang w:val="es-419"/>
+        </w:rPr>
+        <w:t xml:space="preserve">ervir para buscar </w:t>
+      </w:r>
+      <w:proofErr w:type="spellStart"/>
+      <w:r>
+        <w:rPr>
+          <w:lang w:val="es-419"/>
+        </w:rPr>
+        <w:t>mas</w:t>
+      </w:r>
+      <w:proofErr w:type="spellEnd"/>
+      <w:r>
+        <w:rPr>
+          <w:lang w:val="es-419"/>
+        </w:rPr>
+        <w:t xml:space="preserve"> información sobre el </w:t>
+      </w:r>
+      <w:proofErr w:type="spellStart"/>
+      <w:r>
+        <w:rPr>
+          <w:lang w:val="es-419"/>
+        </w:rPr>
+        <w:t>flight</w:t>
+      </w:r>
+      <w:proofErr w:type="spellEnd"/>
     </w:p>
     <w:p>
       <w:pPr>
@@ -357,9 +534,63 @@
           <w:ilvl w:val="0"/>
           <w:numId w:val="2"/>
         </w:numPr>
+        <w:rPr>
+          <w:lang w:val="es-419"/>
+        </w:rPr>
       </w:pPr>
       <w:r>
         <w:t>Passing check</w:t>
+      </w:r>
+      <w:r>
+        <w:t xml:space="preserve">: no </w:t>
+      </w:r>
+      <w:proofErr w:type="spellStart"/>
+      <w:r>
+        <w:t>tiene</w:t>
+      </w:r>
+      <w:proofErr w:type="spellEnd"/>
+      <w:r>
+        <w:t xml:space="preserve"> details. </w:t>
+      </w:r>
+      <w:r>
+        <w:rPr>
+          <w:lang w:val="es-419"/>
+        </w:rPr>
+        <w:t>Fue un vuelo corto (</w:t>
+      </w:r>
+      <w:proofErr w:type="spellStart"/>
+      <w:r>
+        <w:rPr>
+          <w:lang w:val="es-419"/>
+        </w:rPr>
+        <w:t>D</w:t>
+      </w:r>
+      <w:r>
+        <w:rPr>
+          <w:lang w:val="es-419"/>
+        </w:rPr>
+        <w:t>uration</w:t>
+      </w:r>
+      <w:proofErr w:type="spellEnd"/>
+      <w:r>
+        <w:rPr>
+          <w:lang w:val="es-419"/>
+        </w:rPr>
+        <w:t xml:space="preserve">: 145 </w:t>
+      </w:r>
+      <w:proofErr w:type="spellStart"/>
+      <w:r>
+        <w:rPr>
+          <w:lang w:val="es-419"/>
+        </w:rPr>
+        <w:t>seconds</w:t>
+      </w:r>
+      <w:proofErr w:type="spellEnd"/>
+      <w:r>
+        <w:rPr>
+          <w:lang w:val="es-419"/>
+        </w:rPr>
+        <w:t>)</w:t>
       </w:r>
     </w:p>
     <w:p>
@@ -391,6 +622,15 @@
       <w:r>
         <w:t>Failed flight - lost connection to drone</w:t>
       </w:r>
+      <w:r>
+        <w:t xml:space="preserve">: Other notes: </w:t>
+      </w:r>
+      <w:r>
+        <w:t>Failed deployment</w:t>
+      </w:r>
+      <w:r>
+        <w:t>, Duration: 59seconds</w:t>
+      </w:r>
     </w:p>
     <w:p>
       <w:pPr>
@@ -403,6 +643,23 @@
       <w:r>
         <w:t>Event overwatch, Support 2nd Division Impact - wanted suspect</w:t>
       </w:r>
+      <w:r>
+        <w:t>:</w:t>
+      </w:r>
+    </w:p>
+    <w:p>
+      <w:pPr>
+        <w:pStyle w:val="ListParagraph"/>
+      </w:pPr>
+      <w:r>
+        <w:t>How did the drone assist with the call?</w:t>
+      </w:r>
+      <w:r>
+        <w:t xml:space="preserve">: </w:t>
+      </w:r>
+      <w:r>
+        <w:t>Located person, Provided overwatch, Helped make arrest</w:t>
+      </w:r>
     </w:p>
     <w:p>
       <w:pPr>
@@ -419,13 +676,7 @@
         <w:rPr>
           <w:highlight w:val="yellow"/>
         </w:rPr>
-        <w:t>t</w:t>
-      </w:r>
-      <w:r>
-        <w:rPr>
-          <w:highlight w:val="yellow"/>
-        </w:rPr>
-        <w:t>esting</w:t>
+        <w:t>testing</w:t>
       </w:r>
     </w:p>
     <w:p>
@@ -443,6 +694,7 @@
         <w:rPr>
           <w:highlight w:val="yellow"/>
         </w:rPr>
+        <w:lastRenderedPageBreak/>
         <w:t>Testing</w:t>
       </w:r>
     </w:p>
@@ -492,6 +744,705 @@
         <w:t>)</w:t>
       </w:r>
     </w:p>
+    <w:p>
+      <w:pPr>
+        <w:rPr>
+          <w:highlight w:val="yellow"/>
+        </w:rPr>
+      </w:pPr>
+    </w:p>
+    <w:p>
+      <w:proofErr w:type="spellStart"/>
+      <w:r>
+        <w:t>Preguntas</w:t>
+      </w:r>
+      <w:proofErr w:type="spellEnd"/>
+      <w:r>
+        <w:t>:</w:t>
+      </w:r>
+    </w:p>
+    <w:p>
+      <w:pPr>
+        <w:pStyle w:val="ListParagraph"/>
+        <w:numPr>
+          <w:ilvl w:val="0"/>
+          <w:numId w:val="1"/>
+        </w:numPr>
+      </w:pPr>
+      <w:r>
+        <w:t>Study where incidents occur most frequently.</w:t>
+      </w:r>
+    </w:p>
+    <w:p>
+      <w:pPr>
+        <w:pStyle w:val="ListParagraph"/>
+        <w:numPr>
+          <w:ilvl w:val="0"/>
+          <w:numId w:val="1"/>
+        </w:numPr>
+      </w:pPr>
+      <w:r>
+        <w:t>Detect possible geographic concentrations of incidents.</w:t>
+      </w:r>
+    </w:p>
+    <w:p>
+      <w:pPr>
+        <w:rPr>
+          <w:lang w:val="es-419"/>
+        </w:rPr>
+      </w:pPr>
+      <w:r>
+        <w:rPr>
+          <w:lang w:val="es-419"/>
+        </w:rPr>
+        <w:t>Esta</w:t>
+      </w:r>
+      <w:r>
+        <w:rPr>
+          <w:lang w:val="es-419"/>
+        </w:rPr>
+        <w:t>s</w:t>
+      </w:r>
+      <w:r>
+        <w:rPr>
+          <w:lang w:val="es-419"/>
+        </w:rPr>
+        <w:t xml:space="preserve"> tarea</w:t>
+      </w:r>
+      <w:r>
+        <w:rPr>
+          <w:lang w:val="es-419"/>
+        </w:rPr>
+        <w:t>s</w:t>
+      </w:r>
+      <w:r>
+        <w:rPr>
+          <w:lang w:val="es-419"/>
+        </w:rPr>
+        <w:t xml:space="preserve"> no tiene</w:t>
+      </w:r>
+      <w:r>
+        <w:rPr>
+          <w:lang w:val="es-419"/>
+        </w:rPr>
+        <w:t>n</w:t>
+      </w:r>
+      <w:r>
+        <w:rPr>
+          <w:lang w:val="es-419"/>
+        </w:rPr>
+        <w:t xml:space="preserve"> d</w:t>
+      </w:r>
+      <w:r>
+        <w:rPr>
+          <w:lang w:val="es-419"/>
+        </w:rPr>
+        <w:t>atos directos para desarrollarla</w:t>
+      </w:r>
+      <w:r>
+        <w:rPr>
+          <w:lang w:val="es-419"/>
+        </w:rPr>
+        <w:t xml:space="preserve"> (preguntar si existen registros de </w:t>
+      </w:r>
+      <w:proofErr w:type="spellStart"/>
+      <w:r>
+        <w:rPr>
+          <w:lang w:val="es-419"/>
+        </w:rPr>
+        <w:t>location</w:t>
+      </w:r>
+      <w:proofErr w:type="spellEnd"/>
+      <w:r>
+        <w:rPr>
+          <w:lang w:val="es-419"/>
+        </w:rPr>
+        <w:t xml:space="preserve"> de incidentes de cada </w:t>
+      </w:r>
+      <w:proofErr w:type="spellStart"/>
+      <w:r>
+        <w:rPr>
+          <w:lang w:val="es-419"/>
+        </w:rPr>
+        <w:t>flight</w:t>
+      </w:r>
+      <w:proofErr w:type="spellEnd"/>
+      <w:r>
+        <w:rPr>
+          <w:lang w:val="es-419"/>
+        </w:rPr>
+        <w:t xml:space="preserve">. La idea que tengo es relacionar el lugar del incidente con la base desde donde despego el </w:t>
+      </w:r>
+      <w:proofErr w:type="spellStart"/>
+      <w:r>
+        <w:rPr>
+          <w:lang w:val="es-419"/>
+        </w:rPr>
+        <w:t>drone</w:t>
+      </w:r>
+      <w:proofErr w:type="spellEnd"/>
+      <w:r>
+        <w:rPr>
+          <w:lang w:val="es-419"/>
+        </w:rPr>
+        <w:t>.</w:t>
+      </w:r>
+    </w:p>
+    <w:p>
+      <w:pPr>
+        <w:rPr>
+          <w:lang w:val="es-419"/>
+        </w:rPr>
+      </w:pPr>
+    </w:p>
+    <w:p>
+      <w:pPr>
+        <w:pStyle w:val="ListParagraph"/>
+        <w:numPr>
+          <w:ilvl w:val="0"/>
+          <w:numId w:val="1"/>
+        </w:numPr>
+        <w:rPr>
+          <w:lang w:val="es-419"/>
+        </w:rPr>
+      </w:pPr>
+      <w:r>
+        <w:rPr>
+          <w:lang w:val="es-419"/>
+        </w:rPr>
+        <w:t>Excluir los incidentes en la categoría Training o Test de las estadísticas para obtener realmente estadísticas de incidentes</w:t>
+      </w:r>
+    </w:p>
+    <w:p>
+      <w:pPr>
+        <w:pStyle w:val="ListParagraph"/>
+        <w:numPr>
+          <w:ilvl w:val="0"/>
+          <w:numId w:val="1"/>
+        </w:numPr>
+        <w:rPr>
+          <w:lang w:val="es-419"/>
+        </w:rPr>
+      </w:pPr>
+      <w:r>
+        <w:t>Response time summary statistics.</w:t>
+      </w:r>
+      <w:r>
+        <w:t xml:space="preserve"> ????</w:t>
+      </w:r>
+    </w:p>
+    <w:p>
+      <w:pPr>
+        <w:rPr>
+          <w:lang w:val="es-419"/>
+        </w:rPr>
+      </w:pPr>
+    </w:p>
+    <w:p/>
+    <w:p>
+      <w:r>
+        <w:rPr>
+          <w:b/>
+          <w:bCs/>
+        </w:rPr>
+        <w:t>Map 1 — Drone Coverage by Dock</w:t>
+      </w:r>
+      <w:r>
+        <w:t> Effective response radius: </w:t>
+      </w:r>
+      <w:r>
+        <w:rPr>
+          <w:b/>
+          <w:bCs/>
+        </w:rPr>
+        <w:t>2.0 miles (3.2 km)</w:t>
+      </w:r>
+    </w:p>
+    <w:tbl>
+      <w:tblPr>
+        <w:tblW w:w="0" w:type="auto"/>
+        <w:tblBorders>
+          <w:top w:val="single" w:sz="4" w:space="0" w:color="auto"/>
+          <w:left w:val="single" w:sz="4" w:space="0" w:color="auto"/>
+          <w:bottom w:val="single" w:sz="4" w:space="0" w:color="auto"/>
+          <w:right w:val="single" w:sz="4" w:space="0" w:color="auto"/>
+          <w:insideH w:val="single" w:sz="4" w:space="0" w:color="auto"/>
+          <w:insideV w:val="single" w:sz="4" w:space="0" w:color="auto"/>
+        </w:tblBorders>
+        <w:tblCellMar>
+          <w:top w:w="15" w:type="dxa"/>
+          <w:left w:w="15" w:type="dxa"/>
+          <w:bottom w:w="15" w:type="dxa"/>
+          <w:right w:w="15" w:type="dxa"/>
+        </w:tblCellMar>
+        <w:tblLook w:val="04A0" w:firstRow="1" w:lastRow="0" w:firstColumn="1" w:lastColumn="0" w:noHBand="0" w:noVBand="1"/>
+      </w:tblPr>
+      <w:tblGrid>
+        <w:gridCol w:w="5122"/>
+        <w:gridCol w:w="3271"/>
+      </w:tblGrid>
+      <w:tr>
+        <w:trPr>
+          <w:tblHeader/>
+        </w:trPr>
+        <w:tc>
+          <w:tcPr>
+            <w:tcW w:w="0" w:type="auto"/>
+            <w:noWrap/>
+            <w:tcMar>
+              <w:top w:w="75" w:type="dxa"/>
+              <w:left w:w="135" w:type="dxa"/>
+              <w:bottom w:w="75" w:type="dxa"/>
+              <w:right w:w="135" w:type="dxa"/>
+            </w:tcMar>
+            <w:vAlign w:val="center"/>
+            <w:hideMark/>
+          </w:tcPr>
+          <w:p>
+            <w:pPr>
+              <w:rPr>
+                <w:b/>
+                <w:bCs/>
+                <w:sz w:val="20"/>
+                <w:szCs w:val="20"/>
+              </w:rPr>
+            </w:pPr>
+            <w:r>
+              <w:rPr>
+                <w:b/>
+                <w:bCs/>
+                <w:sz w:val="20"/>
+                <w:szCs w:val="20"/>
+              </w:rPr>
+              <w:t>Parameter</w:t>
+            </w:r>
+          </w:p>
+        </w:tc>
+        <w:tc>
+          <w:tcPr>
+            <w:tcW w:w="0" w:type="auto"/>
+            <w:noWrap/>
+            <w:tcMar>
+              <w:top w:w="75" w:type="dxa"/>
+              <w:left w:w="135" w:type="dxa"/>
+              <w:bottom w:w="75" w:type="dxa"/>
+              <w:right w:w="135" w:type="dxa"/>
+            </w:tcMar>
+            <w:vAlign w:val="center"/>
+            <w:hideMark/>
+          </w:tcPr>
+          <w:p>
+            <w:pPr>
+              <w:rPr>
+                <w:b/>
+                <w:bCs/>
+                <w:sz w:val="20"/>
+                <w:szCs w:val="20"/>
+              </w:rPr>
+            </w:pPr>
+            <w:r>
+              <w:rPr>
+                <w:b/>
+                <w:bCs/>
+                <w:sz w:val="20"/>
+                <w:szCs w:val="20"/>
+              </w:rPr>
+              <w:t>Value</w:t>
+            </w:r>
+          </w:p>
+        </w:tc>
+      </w:tr>
+      <w:tr>
+        <w:tc>
+          <w:tcPr>
+            <w:tcW w:w="0" w:type="auto"/>
+            <w:noWrap/>
+            <w:tcMar>
+              <w:top w:w="75" w:type="dxa"/>
+              <w:left w:w="135" w:type="dxa"/>
+              <w:bottom w:w="75" w:type="dxa"/>
+              <w:right w:w="135" w:type="dxa"/>
+            </w:tcMar>
+            <w:vAlign w:val="center"/>
+            <w:hideMark/>
+          </w:tcPr>
+          <w:p>
+            <w:pPr>
+              <w:rPr>
+                <w:sz w:val="20"/>
+                <w:szCs w:val="20"/>
+              </w:rPr>
+            </w:pPr>
+            <w:proofErr w:type="spellStart"/>
+            <w:r>
+              <w:rPr>
+                <w:sz w:val="20"/>
+                <w:szCs w:val="20"/>
+              </w:rPr>
+              <w:t>Skydio</w:t>
+            </w:r>
+            <w:proofErr w:type="spellEnd"/>
+            <w:r>
+              <w:rPr>
+                <w:sz w:val="20"/>
+                <w:szCs w:val="20"/>
+              </w:rPr>
+              <w:t xml:space="preserve"> X10 max speed with standard obstacle avoidance</w:t>
+            </w:r>
+          </w:p>
+        </w:tc>
+        <w:tc>
+          <w:tcPr>
+            <w:tcW w:w="0" w:type="auto"/>
+            <w:noWrap/>
+            <w:tcMar>
+              <w:top w:w="75" w:type="dxa"/>
+              <w:left w:w="135" w:type="dxa"/>
+              <w:bottom w:w="75" w:type="dxa"/>
+              <w:right w:w="135" w:type="dxa"/>
+            </w:tcMar>
+            <w:vAlign w:val="center"/>
+            <w:hideMark/>
+          </w:tcPr>
+          <w:p>
+            <w:pPr>
+              <w:rPr>
+                <w:sz w:val="20"/>
+                <w:szCs w:val="20"/>
+              </w:rPr>
+            </w:pPr>
+            <w:r>
+              <w:rPr>
+                <w:sz w:val="20"/>
+                <w:szCs w:val="20"/>
+              </w:rPr>
+              <w:t>35.8 mph / 16 m/s</w:t>
+            </w:r>
+          </w:p>
+        </w:tc>
+      </w:tr>
+      <w:tr>
+        <w:tc>
+          <w:tcPr>
+            <w:tcW w:w="0" w:type="auto"/>
+            <w:noWrap/>
+            <w:tcMar>
+              <w:top w:w="75" w:type="dxa"/>
+              <w:left w:w="135" w:type="dxa"/>
+              <w:bottom w:w="75" w:type="dxa"/>
+              <w:right w:w="135" w:type="dxa"/>
+            </w:tcMar>
+            <w:vAlign w:val="center"/>
+            <w:hideMark/>
+          </w:tcPr>
+          <w:p>
+            <w:pPr>
+              <w:rPr>
+                <w:sz w:val="20"/>
+                <w:szCs w:val="20"/>
+              </w:rPr>
+            </w:pPr>
+            <w:r>
+              <w:rPr>
+                <w:sz w:val="20"/>
+                <w:szCs w:val="20"/>
+              </w:rPr>
+              <w:t xml:space="preserve">Startup time (per </w:t>
+            </w:r>
+            <w:proofErr w:type="spellStart"/>
+            <w:r>
+              <w:rPr>
+                <w:sz w:val="20"/>
+                <w:szCs w:val="20"/>
+              </w:rPr>
+              <w:t>Skydio</w:t>
+            </w:r>
+            <w:proofErr w:type="spellEnd"/>
+            <w:r>
+              <w:rPr>
+                <w:sz w:val="20"/>
+                <w:szCs w:val="20"/>
+              </w:rPr>
+              <w:t xml:space="preserve"> X10 spec)</w:t>
+            </w:r>
+          </w:p>
+        </w:tc>
+        <w:tc>
+          <w:tcPr>
+            <w:tcW w:w="0" w:type="auto"/>
+            <w:noWrap/>
+            <w:tcMar>
+              <w:top w:w="75" w:type="dxa"/>
+              <w:left w:w="135" w:type="dxa"/>
+              <w:bottom w:w="75" w:type="dxa"/>
+              <w:right w:w="135" w:type="dxa"/>
+            </w:tcMar>
+            <w:vAlign w:val="center"/>
+            <w:hideMark/>
+          </w:tcPr>
+          <w:p>
+            <w:pPr>
+              <w:rPr>
+                <w:sz w:val="20"/>
+                <w:szCs w:val="20"/>
+              </w:rPr>
+            </w:pPr>
+            <w:r>
+              <w:rPr>
+                <w:sz w:val="20"/>
+                <w:szCs w:val="20"/>
+              </w:rPr>
+              <w:t>under 40 seconds</w:t>
+            </w:r>
+          </w:p>
+        </w:tc>
+      </w:tr>
+      <w:tr>
+        <w:tc>
+          <w:tcPr>
+            <w:tcW w:w="0" w:type="auto"/>
+            <w:noWrap/>
+            <w:tcMar>
+              <w:top w:w="75" w:type="dxa"/>
+              <w:left w:w="135" w:type="dxa"/>
+              <w:bottom w:w="75" w:type="dxa"/>
+              <w:right w:w="135" w:type="dxa"/>
+            </w:tcMar>
+            <w:vAlign w:val="center"/>
+            <w:hideMark/>
+          </w:tcPr>
+          <w:p>
+            <w:pPr>
+              <w:rPr>
+                <w:sz w:val="20"/>
+                <w:szCs w:val="20"/>
+              </w:rPr>
+            </w:pPr>
+            <w:r>
+              <w:rPr>
+                <w:sz w:val="20"/>
+                <w:szCs w:val="20"/>
+              </w:rPr>
+              <w:t>DFR (Drone as First Responder) target</w:t>
+            </w:r>
+          </w:p>
+        </w:tc>
+        <w:tc>
+          <w:tcPr>
+            <w:tcW w:w="0" w:type="auto"/>
+            <w:noWrap/>
+            <w:tcMar>
+              <w:top w:w="75" w:type="dxa"/>
+              <w:left w:w="135" w:type="dxa"/>
+              <w:bottom w:w="75" w:type="dxa"/>
+              <w:right w:w="135" w:type="dxa"/>
+            </w:tcMar>
+            <w:vAlign w:val="center"/>
+            <w:hideMark/>
+          </w:tcPr>
+          <w:p>
+            <w:pPr>
+              <w:rPr>
+                <w:sz w:val="20"/>
+                <w:szCs w:val="20"/>
+              </w:rPr>
+            </w:pPr>
+            <w:r>
+              <w:rPr>
+                <w:sz w:val="20"/>
+                <w:szCs w:val="20"/>
+              </w:rPr>
+              <w:t>on scene in ≤ 4 minutes</w:t>
+            </w:r>
+          </w:p>
+        </w:tc>
+      </w:tr>
+      <w:tr>
+        <w:tc>
+          <w:tcPr>
+            <w:tcW w:w="0" w:type="auto"/>
+            <w:noWrap/>
+            <w:tcMar>
+              <w:top w:w="75" w:type="dxa"/>
+              <w:left w:w="135" w:type="dxa"/>
+              <w:bottom w:w="75" w:type="dxa"/>
+              <w:right w:w="135" w:type="dxa"/>
+            </w:tcMar>
+            <w:vAlign w:val="center"/>
+            <w:hideMark/>
+          </w:tcPr>
+          <w:p>
+            <w:pPr>
+              <w:rPr>
+                <w:sz w:val="20"/>
+                <w:szCs w:val="20"/>
+              </w:rPr>
+            </w:pPr>
+            <w:r>
+              <w:rPr>
+                <w:sz w:val="20"/>
+                <w:szCs w:val="20"/>
+              </w:rPr>
+              <w:t>Available travel time</w:t>
+            </w:r>
+          </w:p>
+        </w:tc>
+        <w:tc>
+          <w:tcPr>
+            <w:tcW w:w="0" w:type="auto"/>
+            <w:noWrap/>
+            <w:tcMar>
+              <w:top w:w="75" w:type="dxa"/>
+              <w:left w:w="135" w:type="dxa"/>
+              <w:bottom w:w="75" w:type="dxa"/>
+              <w:right w:w="135" w:type="dxa"/>
+            </w:tcMar>
+            <w:vAlign w:val="center"/>
+            <w:hideMark/>
+          </w:tcPr>
+          <w:p>
+            <w:pPr>
+              <w:rPr>
+                <w:sz w:val="20"/>
+                <w:szCs w:val="20"/>
+              </w:rPr>
+            </w:pPr>
+            <w:r>
+              <w:rPr>
+                <w:sz w:val="20"/>
+                <w:szCs w:val="20"/>
+              </w:rPr>
+              <w:t>4 min − 40 s startup = </w:t>
+            </w:r>
+            <w:r>
+              <w:rPr>
+                <w:b/>
+                <w:bCs/>
+                <w:sz w:val="20"/>
+                <w:szCs w:val="20"/>
+              </w:rPr>
+              <w:t>200 seconds</w:t>
+            </w:r>
+          </w:p>
+        </w:tc>
+      </w:tr>
+      <w:tr>
+        <w:tc>
+          <w:tcPr>
+            <w:tcW w:w="0" w:type="auto"/>
+            <w:noWrap/>
+            <w:tcMar>
+              <w:top w:w="75" w:type="dxa"/>
+              <w:left w:w="135" w:type="dxa"/>
+              <w:bottom w:w="75" w:type="dxa"/>
+              <w:right w:w="135" w:type="dxa"/>
+            </w:tcMar>
+            <w:vAlign w:val="center"/>
+            <w:hideMark/>
+          </w:tcPr>
+          <w:p>
+            <w:pPr>
+              <w:rPr>
+                <w:sz w:val="20"/>
+                <w:szCs w:val="20"/>
+              </w:rPr>
+            </w:pPr>
+            <w:r>
+              <w:rPr>
+                <w:sz w:val="20"/>
+                <w:szCs w:val="20"/>
+              </w:rPr>
+              <w:t>Radius = 16 m/s × 200 s</w:t>
+            </w:r>
+          </w:p>
+        </w:tc>
+        <w:tc>
+          <w:tcPr>
+            <w:tcW w:w="0" w:type="auto"/>
+            <w:noWrap/>
+            <w:tcMar>
+              <w:top w:w="75" w:type="dxa"/>
+              <w:left w:w="135" w:type="dxa"/>
+              <w:bottom w:w="75" w:type="dxa"/>
+              <w:right w:w="135" w:type="dxa"/>
+            </w:tcMar>
+            <w:vAlign w:val="center"/>
+            <w:hideMark/>
+          </w:tcPr>
+          <w:p>
+            <w:pPr>
+              <w:rPr>
+                <w:sz w:val="20"/>
+                <w:szCs w:val="20"/>
+              </w:rPr>
+            </w:pPr>
+            <w:r>
+              <w:rPr>
+                <w:sz w:val="20"/>
+                <w:szCs w:val="20"/>
+              </w:rPr>
+              <w:t>= 3,200 m = </w:t>
+            </w:r>
+            <w:r>
+              <w:rPr>
+                <w:b/>
+                <w:bCs/>
+                <w:sz w:val="20"/>
+                <w:szCs w:val="20"/>
+              </w:rPr>
+              <w:t>3.2 km ≈ 2.0 miles</w:t>
+            </w:r>
+          </w:p>
+        </w:tc>
+      </w:tr>
+    </w:tbl>
+    <w:p>
+      <w:r>
+        <w:t xml:space="preserve">The 35.8 mph speed (16 m/s) is the </w:t>
+      </w:r>
+      <w:proofErr w:type="spellStart"/>
+      <w:r>
+        <w:t>Skydio</w:t>
+      </w:r>
+      <w:proofErr w:type="spellEnd"/>
+      <w:r>
+        <w:t xml:space="preserve"> X10's maximum ground speed with standard obstacle avoidance enabled — the appropriate setting for urban/suburban DFR response. The absolute maximum of 45 mph is not used as it requires disabling obstacle avoidance, which is unsafe for flight through built environments. Startup time is explicitly deducted from the 4-minute window per the spec's "under 40 seconds" figure, yielding 200 seconds of actual travel time.</w:t>
+      </w:r>
+    </w:p>
+    <w:p/>
+    <w:p/>
+    <w:p/>
+    <w:p/>
+    <w:p/>
+    <w:p/>
+    <w:p/>
+    <w:p/>
+    <w:p/>
+    <w:p/>
+    <w:p/>
+    <w:p/>
+    <w:p/>
+    <w:p/>
+    <w:p/>
+    <w:p/>
+    <w:p/>
+    <w:p/>
+    <w:p/>
+    <w:p/>
+    <w:p/>
+    <w:p/>
+    <w:p/>
+    <w:p/>
+    <w:p/>
+    <w:p/>
+    <w:p/>
+    <w:p/>
+    <w:p/>
+    <w:p/>
+    <w:p/>
+    <w:p/>
+    <w:p/>
+    <w:p/>
     <w:sectPr>
       <w:pgSz w:w="12240" w:h="15840"/>
       <w:pgMar w:top="1440" w:right="1440" w:bottom="1440" w:left="1440" w:header="720" w:footer="720" w:gutter="0"/>

--- a/Notes.docx
+++ b/Notes.docx
@@ -168,6 +168,12 @@
       </w:r>
     </w:p>
     <w:p>
+      <w:pPr>
+        <w:ind w:left="360"/>
+        <w:rPr>
+          <w:highlight w:val="yellow"/>
+        </w:rPr>
+      </w:pPr>
       <w:proofErr w:type="spellStart"/>
       <w:r>
         <w:t>Categoria</w:t>
@@ -194,10 +200,9 @@
       </w:r>
       <w:r>
         <w:rPr>
-          <w:b/>
-          <w:bCs/>
-        </w:rPr>
-        <w:t>Training/Test flights</w:t>
+          <w:highlight w:val="yellow"/>
+        </w:rPr>
+        <w:t>Non-operational (i.e. training flight)</w:t>
       </w:r>
     </w:p>
     <w:p/>
@@ -652,13 +657,37 @@
         <w:pStyle w:val="ListParagraph"/>
       </w:pPr>
       <w:r>
-        <w:t>How did the drone assist with the call?</w:t>
-      </w:r>
-      <w:r>
-        <w:t xml:space="preserve">: </w:t>
-      </w:r>
-      <w:r>
-        <w:t>Located person, Provided overwatch, Helped make arrest</w:t>
+        <w:t xml:space="preserve">How did the drone assist with the </w:t>
+      </w:r>
+      <w:proofErr w:type="gramStart"/>
+      <w:r>
+        <w:t>call?</w:t>
+      </w:r>
+      <w:r>
+        <w:t>:</w:t>
+      </w:r>
+      <w:proofErr w:type="gramEnd"/>
+      <w:r>
+        <w:t xml:space="preserve"> </w:t>
+      </w:r>
+      <w:r>
+        <w:t xml:space="preserve">Located person, </w:t>
+      </w:r>
+      <w:proofErr w:type="gramStart"/>
+      <w:r>
+        <w:t>Provided</w:t>
+      </w:r>
+      <w:proofErr w:type="gramEnd"/>
+      <w:r>
+        <w:t xml:space="preserve"> overwatch, </w:t>
+      </w:r>
+      <w:proofErr w:type="gramStart"/>
+      <w:r>
+        <w:t>Helped</w:t>
+      </w:r>
+      <w:proofErr w:type="gramEnd"/>
+      <w:r>
+        <w:t xml:space="preserve"> make arrest</w:t>
       </w:r>
     </w:p>
     <w:p>
@@ -787,116 +816,6 @@
     </w:p>
     <w:p>
       <w:pPr>
-        <w:rPr>
-          <w:lang w:val="es-419"/>
-        </w:rPr>
-      </w:pPr>
-      <w:r>
-        <w:rPr>
-          <w:lang w:val="es-419"/>
-        </w:rPr>
-        <w:t>Esta</w:t>
-      </w:r>
-      <w:r>
-        <w:rPr>
-          <w:lang w:val="es-419"/>
-        </w:rPr>
-        <w:t>s</w:t>
-      </w:r>
-      <w:r>
-        <w:rPr>
-          <w:lang w:val="es-419"/>
-        </w:rPr>
-        <w:t xml:space="preserve"> tarea</w:t>
-      </w:r>
-      <w:r>
-        <w:rPr>
-          <w:lang w:val="es-419"/>
-        </w:rPr>
-        <w:t>s</w:t>
-      </w:r>
-      <w:r>
-        <w:rPr>
-          <w:lang w:val="es-419"/>
-        </w:rPr>
-        <w:t xml:space="preserve"> no tiene</w:t>
-      </w:r>
-      <w:r>
-        <w:rPr>
-          <w:lang w:val="es-419"/>
-        </w:rPr>
-        <w:t>n</w:t>
-      </w:r>
-      <w:r>
-        <w:rPr>
-          <w:lang w:val="es-419"/>
-        </w:rPr>
-        <w:t xml:space="preserve"> d</w:t>
-      </w:r>
-      <w:r>
-        <w:rPr>
-          <w:lang w:val="es-419"/>
-        </w:rPr>
-        <w:t>atos directos para desarrollarla</w:t>
-      </w:r>
-      <w:r>
-        <w:rPr>
-          <w:lang w:val="es-419"/>
-        </w:rPr>
-        <w:t xml:space="preserve"> (preguntar si existen registros de </w:t>
-      </w:r>
-      <w:proofErr w:type="spellStart"/>
-      <w:r>
-        <w:rPr>
-          <w:lang w:val="es-419"/>
-        </w:rPr>
-        <w:t>location</w:t>
-      </w:r>
-      <w:proofErr w:type="spellEnd"/>
-      <w:r>
-        <w:rPr>
-          <w:lang w:val="es-419"/>
-        </w:rPr>
-        <w:t xml:space="preserve"> de incidentes de cada </w:t>
-      </w:r>
-      <w:proofErr w:type="spellStart"/>
-      <w:r>
-        <w:rPr>
-          <w:lang w:val="es-419"/>
-        </w:rPr>
-        <w:t>flight</w:t>
-      </w:r>
-      <w:proofErr w:type="spellEnd"/>
-      <w:r>
-        <w:rPr>
-          <w:lang w:val="es-419"/>
-        </w:rPr>
-        <w:t xml:space="preserve">. La idea que tengo es relacionar el lugar del incidente con la base desde donde despego el </w:t>
-      </w:r>
-      <w:proofErr w:type="spellStart"/>
-      <w:r>
-        <w:rPr>
-          <w:lang w:val="es-419"/>
-        </w:rPr>
-        <w:t>drone</w:t>
-      </w:r>
-      <w:proofErr w:type="spellEnd"/>
-      <w:r>
-        <w:rPr>
-          <w:lang w:val="es-419"/>
-        </w:rPr>
-        <w:t>.</w:t>
-      </w:r>
-    </w:p>
-    <w:p>
-      <w:pPr>
-        <w:rPr>
-          <w:lang w:val="es-419"/>
-        </w:rPr>
-      </w:pPr>
-    </w:p>
-    <w:p>
-      <w:pPr>
         <w:pStyle w:val="ListParagraph"/>
         <w:numPr>
           <w:ilvl w:val="0"/>
@@ -907,11 +826,131 @@
         </w:rPr>
       </w:pPr>
       <w:r>
-        <w:rPr>
-          <w:lang w:val="es-419"/>
-        </w:rPr>
-        <w:t>Excluir los incidentes en la categoría Training o Test de las estadísticas para obtener realmente estadísticas de incidentes</w:t>
-      </w:r>
+        <w:t>Response time summary statistics</w:t>
+      </w:r>
+      <w:proofErr w:type="gramStart"/>
+      <w:r>
+        <w:t>.</w:t>
+      </w:r>
+      <w:r>
+        <w:t xml:space="preserve"> ????</w:t>
+      </w:r>
+      <w:proofErr w:type="gramEnd"/>
+    </w:p>
+    <w:p>
+      <w:pPr>
+        <w:ind w:left="360"/>
+      </w:pPr>
+    </w:p>
+    <w:p>
+      <w:pPr>
+        <w:rPr>
+          <w:lang w:val="es-419"/>
+        </w:rPr>
+      </w:pPr>
+      <w:r>
+        <w:rPr>
+          <w:lang w:val="es-419"/>
+        </w:rPr>
+        <w:t>Esta</w:t>
+      </w:r>
+      <w:r>
+        <w:rPr>
+          <w:lang w:val="es-419"/>
+        </w:rPr>
+        <w:t>s</w:t>
+      </w:r>
+      <w:r>
+        <w:rPr>
+          <w:lang w:val="es-419"/>
+        </w:rPr>
+        <w:t xml:space="preserve"> tarea</w:t>
+      </w:r>
+      <w:r>
+        <w:rPr>
+          <w:lang w:val="es-419"/>
+        </w:rPr>
+        <w:t>s</w:t>
+      </w:r>
+      <w:r>
+        <w:rPr>
+          <w:lang w:val="es-419"/>
+        </w:rPr>
+        <w:t xml:space="preserve"> no tiene</w:t>
+      </w:r>
+      <w:r>
+        <w:rPr>
+          <w:lang w:val="es-419"/>
+        </w:rPr>
+        <w:t>n</w:t>
+      </w:r>
+      <w:r>
+        <w:rPr>
+          <w:lang w:val="es-419"/>
+        </w:rPr>
+        <w:t xml:space="preserve"> d</w:t>
+      </w:r>
+      <w:r>
+        <w:rPr>
+          <w:lang w:val="es-419"/>
+        </w:rPr>
+        <w:t>atos directos para desarrollarla</w:t>
+      </w:r>
+      <w:r>
+        <w:rPr>
+          <w:lang w:val="es-419"/>
+        </w:rPr>
+        <w:t xml:space="preserve"> (preguntar si existen registros de </w:t>
+      </w:r>
+      <w:proofErr w:type="spellStart"/>
+      <w:r>
+        <w:rPr>
+          <w:lang w:val="es-419"/>
+        </w:rPr>
+        <w:t>location</w:t>
+      </w:r>
+      <w:proofErr w:type="spellEnd"/>
+      <w:r>
+        <w:rPr>
+          <w:lang w:val="es-419"/>
+        </w:rPr>
+        <w:t xml:space="preserve"> de incidentes de cada </w:t>
+      </w:r>
+      <w:proofErr w:type="spellStart"/>
+      <w:r>
+        <w:rPr>
+          <w:lang w:val="es-419"/>
+        </w:rPr>
+        <w:t>flight</w:t>
+      </w:r>
+      <w:proofErr w:type="spellEnd"/>
+      <w:r>
+        <w:rPr>
+          <w:lang w:val="es-419"/>
+        </w:rPr>
+        <w:t xml:space="preserve">. La idea que tengo es relacionar el lugar del incidente con la base desde donde despego el </w:t>
+      </w:r>
+      <w:proofErr w:type="spellStart"/>
+      <w:r>
+        <w:rPr>
+          <w:lang w:val="es-419"/>
+        </w:rPr>
+        <w:t>drone</w:t>
+      </w:r>
+      <w:proofErr w:type="spellEnd"/>
+      <w:r>
+        <w:rPr>
+          <w:lang w:val="es-419"/>
+        </w:rPr>
+        <w:t>.</w:t>
+      </w:r>
+    </w:p>
+    <w:p>
+      <w:pPr>
+        <w:rPr>
+          <w:lang w:val="es-419"/>
+        </w:rPr>
+      </w:pPr>
     </w:p>
     <w:p>
       <w:pPr>
@@ -925,10 +964,10 @@
         </w:rPr>
       </w:pPr>
       <w:r>
-        <w:t>Response time summary statistics.</w:t>
-      </w:r>
-      <w:r>
-        <w:t xml:space="preserve"> ????</w:t>
+        <w:rPr>
+          <w:lang w:val="es-419"/>
+        </w:rPr>
+        <w:t>Excluir los incidentes en la categoría Training o Test de las estadísticas para obtener realmente estadísticas de incidentes</w:t>
       </w:r>
     </w:p>
     <w:p>
@@ -1406,7 +1445,11 @@
       </w:r>
       <w:proofErr w:type="spellEnd"/>
       <w:r>
-        <w:t xml:space="preserve"> X10's maximum ground speed with standard obstacle avoidance enabled — the appropriate setting for urban/suburban DFR response. The absolute maximum of 45 mph is not used as it requires disabling obstacle avoidance, which is unsafe for flight through built environments. Startup time is explicitly deducted from the 4-minute window per the spec's "under 40 seconds" figure, yielding 200 seconds of actual travel time.</w:t>
+        <w:t xml:space="preserve"> X10's maximum ground speed with standard obstacle avoidance enabled — the appropriate setting for urban/suburban DFR response. The absolute maximum of 45 mph is not used as it requires disabling obstacle avoidance, which is unsafe for flight through built environments. Startup time is explicitly deducted </w:t>
+      </w:r>
+      <w:r>
+        <w:lastRenderedPageBreak/>
+        <w:t>from the 4-minute window per the spec's "under 40 seconds" figure, yielding 200 seconds of actual travel time.</w:t>
       </w:r>
     </w:p>
     <w:p/>
@@ -2269,6 +2312,7 @@
   <w:style w:type="character" w:default="1" w:styleId="DefaultParagraphFont">
     <w:name w:val="Default Paragraph Font"/>
     <w:uiPriority w:val="1"/>
+    <w:semiHidden/>
     <w:unhideWhenUsed/>
   </w:style>
   <w:style w:type="table" w:default="1" w:styleId="TableNormal">
